--- a/en/wisdom-stories/friend-of-god.docx
+++ b/en/wisdom-stories/friend-of-god.docx
@@ -23,7 +23,7 @@
         <w:spacing w:after="80"/>
       </w:pPr>
       <w:r>
-        <w:t>The child holds the shoes in his hands and gazes at them for a moment. Then he looks up and asks:</w:t>
+        <w:t>The child holds the shoes in his hands and gazes at them for a while. Then he looks up and asks:</w:t>
       </w:r>
     </w:p>
     <w:p>
@@ -64,7 +64,7 @@
         <w:spacing w:after="80"/>
       </w:pPr>
       <w:r>
-        <w:t>“Then you must be a friend of Allah. Last night I cried and told Him I had no shoes.”</w:t>
+        <w:t>“Then you must be a friend of Allah. Tonight I cried and told Him I had no shoes.”</w:t>
       </w:r>
     </w:p>
     <w:p>
@@ -77,11 +77,9 @@
         <w:rPr>
           <w:b/>
         </w:rPr>
-        <w:t>Moral:</w:t>
+        <w:t>Moral: Sometimes Allah’s help arrives through the hands of good people. Perhaps you can be the answer to someone’s prayer.</w:t>
       </w:r>
-      <w:r>
-        <w:t xml:space="preserve"> Sometimes kindness does not descend from heaven by itself; it reaches us through good people. Perhaps you can be the answer to someone’s prayer.</w:t>
-      </w:r>
+      <w:r/>
     </w:p>
     <w:p>
       <w:pPr>
@@ -92,7 +90,7 @@
           <w:i/>
           <w:sz w:val="18"/>
         </w:rPr>
-        <w:t>Source: Publicly available internet sources.</w:t>
+        <w:t>Stories are taken from open Internet sources; illustrations were created with AI.</w:t>
       </w:r>
     </w:p>
     <w:sectPr>
